--- a/rapports/2026-06-04/EQ22/EQ22_enq1_v2/DR_124101000012/53-53-05-60.docx
+++ b/rapports/2026-06-04/EQ22/EQ22_enq1_v2/DR_124101000012/53-53-05-60.docx
@@ -454,7 +454,7 @@
                 <w:color w:val="16A34A"/>
                 <w:sz w:val="16"/>
               </w:rPr>
-              <w:t>—</w:t>
+              <w:t>s01q00b</w:t>
             </w:r>
           </w:p>
         </w:tc>
@@ -634,7 +634,7 @@
                 <w:color w:val="16A34A"/>
                 <w:sz w:val="16"/>
               </w:rPr>
-              <w:t>—</w:t>
+              <w:t>s01q00b</w:t>
             </w:r>
           </w:p>
         </w:tc>
@@ -724,7 +724,7 @@
                 <w:color w:val="16A34A"/>
                 <w:sz w:val="16"/>
               </w:rPr>
-              <w:t>—</w:t>
+              <w:t>s01q25, s01q30, s04q23, s01q00b, s01q30_decode, s04q23_decode</w:t>
             </w:r>
           </w:p>
         </w:tc>
@@ -814,7 +814,7 @@
                 <w:color w:val="16A34A"/>
                 <w:sz w:val="16"/>
               </w:rPr>
-              <w:t>—</w:t>
+              <w:t>s01q25, s01q30, s04q23, s01q00b, s01q30_decode, s04q23_decode</w:t>
             </w:r>
           </w:p>
         </w:tc>
@@ -994,7 +994,7 @@
                 <w:color w:val="16A34A"/>
                 <w:sz w:val="16"/>
               </w:rPr>
-              <w:t>—</w:t>
+              <w:t>s00q29</w:t>
             </w:r>
           </w:p>
         </w:tc>
@@ -1174,7 +1174,7 @@
                 <w:color w:val="16A34A"/>
                 <w:sz w:val="16"/>
               </w:rPr>
-              <w:t>—</w:t>
+              <w:t>s01q00_0, s00q04, s03q38, s04q21, s04q51, s04q51_unite, s04q44, s04q65</w:t>
             </w:r>
           </w:p>
         </w:tc>
@@ -1264,7 +1264,7 @@
                 <w:color w:val="16A34A"/>
                 <w:sz w:val="16"/>
               </w:rPr>
-              <w:t>—</w:t>
+              <w:t>s01q47__7, s02q24, s04q49, s04q59e, s04q67, s06q19, s06q20, s06q22a</w:t>
             </w:r>
           </w:p>
         </w:tc>
@@ -1354,7 +1354,7 @@
                 <w:color w:val="16A34A"/>
                 <w:sz w:val="16"/>
               </w:rPr>
-              <w:t>—</w:t>
+              <w:t>s00q07a, s00q08, s00q10, s00q13_0, s00q15_0, s00q17_0, s00q23a, s00q23b</w:t>
             </w:r>
           </w:p>
         </w:tc>
@@ -1444,7 +1444,7 @@
                 <w:color w:val="16A34A"/>
                 <w:sz w:val="16"/>
               </w:rPr>
-              <w:t>—</w:t>
+              <w:t>s00q07a, s00q08, s00q10, s00q13_0, s00q15_0, s00q17_0, s00q23a, s00q23b</w:t>
             </w:r>
           </w:p>
         </w:tc>
@@ -1624,7 +1624,7 @@
                 <w:color w:val="16A34A"/>
                 <w:sz w:val="16"/>
               </w:rPr>
-              <w:t>—</w:t>
+              <w:t>s02q02__1, s02q15, s02q17, s03q16, s04q27, s04q43, s04q63, s05q11</w:t>
             </w:r>
           </w:p>
         </w:tc>
@@ -1714,7 +1714,7 @@
                 <w:color w:val="16A34A"/>
                 <w:sz w:val="16"/>
               </w:rPr>
-              <w:t>—</w:t>
+              <w:t>s00q27</w:t>
             </w:r>
           </w:p>
         </w:tc>
@@ -2704,7 +2704,7 @@
                 <w:color w:val="16A34A"/>
                 <w:sz w:val="16"/>
               </w:rPr>
-              <w:t>—</w:t>
+              <w:t>s00q28, s01q28, s01q29, s01q30, s01q00b</w:t>
             </w:r>
           </w:p>
         </w:tc>
@@ -2794,7 +2794,7 @@
                 <w:color w:val="16A34A"/>
                 <w:sz w:val="16"/>
               </w:rPr>
-              <w:t>—</w:t>
+              <w:t>s00q28, s01q28, s01q29, s01q30, s01q00b</w:t>
             </w:r>
           </w:p>
         </w:tc>
@@ -2884,7 +2884,7 @@
                 <w:color w:val="16A34A"/>
                 <w:sz w:val="16"/>
               </w:rPr>
-              <w:t>—</w:t>
+              <w:t>s00q28, s01q28, s01q29, s01q30, s01q00b</w:t>
             </w:r>
           </w:p>
         </w:tc>
@@ -3064,7 +3064,7 @@
                 <w:color w:val="16A34A"/>
                 <w:sz w:val="16"/>
               </w:rPr>
-              <w:t>—</w:t>
+              <w:t>s00q27, s01q03a, s01q03b, s01q03c, s01q00b</w:t>
             </w:r>
           </w:p>
         </w:tc>
@@ -4414,7 +4414,7 @@
                 <w:color w:val="16A34A"/>
                 <w:sz w:val="16"/>
               </w:rPr>
-              <w:t>—</w:t>
+              <w:t>s01q41a, s02q20, s02q22, s03q07, s03q02, s01q00b, s03q02_autre</w:t>
             </w:r>
           </w:p>
         </w:tc>
@@ -4504,7 +4504,7 @@
                 <w:color w:val="16A34A"/>
                 <w:sz w:val="16"/>
               </w:rPr>
-              <w:t>—</w:t>
+              <w:t>s01q47__7, s02q24, s01q00b</w:t>
             </w:r>
           </w:p>
         </w:tc>
@@ -4684,7 +4684,7 @@
                 <w:color w:val="16A34A"/>
                 <w:sz w:val="16"/>
               </w:rPr>
-              <w:t>—</w:t>
+              <w:t>s00q04, s01q41, s02q14, s01q00b</w:t>
             </w:r>
           </w:p>
         </w:tc>
@@ -4774,7 +4774,7 @@
                 <w:color w:val="16A34A"/>
                 <w:sz w:val="16"/>
               </w:rPr>
-              <w:t>—</w:t>
+              <w:t>s00q07a, s01q54a, s01q54b, s02q20, s02q21, s03q53, s04q21, s04q46</w:t>
             </w:r>
           </w:p>
         </w:tc>
@@ -4864,7 +4864,7 @@
                 <w:color w:val="16A34A"/>
                 <w:sz w:val="16"/>
               </w:rPr>
-              <w:t>—</w:t>
+              <w:t>s00q04, s01q41, s02q14, s01q00b</w:t>
             </w:r>
           </w:p>
         </w:tc>
@@ -4954,7 +4954,7 @@
                 <w:color w:val="16A34A"/>
                 <w:sz w:val="16"/>
               </w:rPr>
-              <w:t>—</w:t>
+              <w:t>s00q07a, s01q54a, s01q54b, s02q20, s02q21, s03q53, s04q21, s04q46</w:t>
             </w:r>
           </w:p>
         </w:tc>
@@ -5044,7 +5044,7 @@
                 <w:color w:val="16A34A"/>
                 <w:sz w:val="16"/>
               </w:rPr>
-              <w:t>—</w:t>
+              <w:t>s00q04, s01q41, s02q14, s01q00b</w:t>
             </w:r>
           </w:p>
         </w:tc>
@@ -5134,7 +5134,7 @@
                 <w:color w:val="16A34A"/>
                 <w:sz w:val="16"/>
               </w:rPr>
-              <w:t>—</w:t>
+              <w:t>s00q07a, s01q54a, s01q54b, s02q20, s02q21, s03q53, s04q21, s04q46</w:t>
             </w:r>
           </w:p>
         </w:tc>
@@ -5224,7 +5224,7 @@
                 <w:color w:val="16A34A"/>
                 <w:sz w:val="16"/>
               </w:rPr>
-              <w:t>—</w:t>
+              <w:t>s00q04, s01q41, s02q14, s01q00b</w:t>
             </w:r>
           </w:p>
         </w:tc>
@@ -5494,7 +5494,7 @@
                 <w:color w:val="16A34A"/>
                 <w:sz w:val="16"/>
               </w:rPr>
-              <w:t>—</w:t>
+              <w:t>s01q47__1, s01q47__2, s01q47__3, s01q47__4, s01q47__5, s01q47__6, s01q47__7, s02q15</w:t>
             </w:r>
           </w:p>
         </w:tc>
@@ -5584,7 +5584,7 @@
                 <w:color w:val="16A34A"/>
                 <w:sz w:val="16"/>
               </w:rPr>
-              <w:t>—</w:t>
+              <w:t>s00q07a, s01q54a, s01q54b, s02q20, s02q21, s03q53, s04q21, s04q46</w:t>
             </w:r>
           </w:p>
         </w:tc>
@@ -5674,7 +5674,7 @@
                 <w:color w:val="16A34A"/>
                 <w:sz w:val="16"/>
               </w:rPr>
-              <w:t>—</w:t>
+              <w:t>s00q04, s01q41, s02q14, s01q00b</w:t>
             </w:r>
           </w:p>
         </w:tc>
@@ -5944,7 +5944,7 @@
                 <w:color w:val="16A34A"/>
                 <w:sz w:val="16"/>
               </w:rPr>
-              <w:t>—</w:t>
+              <w:t>s00q08, s01q28, s01q29, s01q30, s02q01__2, s02q02__2, s03q20, s04q22</w:t>
             </w:r>
           </w:p>
         </w:tc>
@@ -6034,7 +6034,7 @@
                 <w:color w:val="16A34A"/>
                 <w:sz w:val="16"/>
               </w:rPr>
-              <w:t>—</w:t>
+              <w:t>s00q08, s01q28, s01q29, s01q30, s02q01__2, s02q02__2, s03q20, s04q22</w:t>
             </w:r>
           </w:p>
         </w:tc>
@@ -6124,7 +6124,7 @@
                 <w:color w:val="16A34A"/>
                 <w:sz w:val="16"/>
               </w:rPr>
-              <w:t>—</w:t>
+              <w:t>s00q08, s01q28, s01q29, s01q30, s02q01__2, s02q02__2, s03q20, s04q22</w:t>
             </w:r>
           </w:p>
         </w:tc>
@@ -6754,7 +6754,7 @@
                 <w:color w:val="16A34A"/>
                 <w:sz w:val="16"/>
               </w:rPr>
-              <w:t>—</w:t>
+              <w:t>s00q04, s01q41, s02q14, s01q00b</w:t>
             </w:r>
           </w:p>
         </w:tc>
@@ -6934,7 +6934,7 @@
                 <w:color w:val="16A34A"/>
                 <w:sz w:val="16"/>
               </w:rPr>
-              <w:t>—</w:t>
+              <w:t>s00q04, s01q41, s02q14, s01q00b</w:t>
             </w:r>
           </w:p>
         </w:tc>
@@ -7114,7 +7114,7 @@
                 <w:color w:val="16A34A"/>
                 <w:sz w:val="16"/>
               </w:rPr>
-              <w:t>—</w:t>
+              <w:t>s00q04, s01q41, s02q14, s01q00b</w:t>
             </w:r>
           </w:p>
         </w:tc>
@@ -7294,7 +7294,7 @@
                 <w:color w:val="16A34A"/>
                 <w:sz w:val="16"/>
               </w:rPr>
-              <w:t>—</w:t>
+              <w:t>s00q04, s01q41, s02q14, s01q00b</w:t>
             </w:r>
           </w:p>
         </w:tc>
@@ -7474,7 +7474,7 @@
                 <w:color w:val="16A34A"/>
                 <w:sz w:val="16"/>
               </w:rPr>
-              <w:t>—</w:t>
+              <w:t>s00q04, s01q41, s02q14, s01q00b</w:t>
             </w:r>
           </w:p>
         </w:tc>
@@ -7654,7 +7654,7 @@
                 <w:color w:val="16A34A"/>
                 <w:sz w:val="16"/>
               </w:rPr>
-              <w:t>—</w:t>
+              <w:t>s00q04, s01q41, s02q14, s01q00b</w:t>
             </w:r>
           </w:p>
         </w:tc>
@@ -7834,7 +7834,7 @@
                 <w:color w:val="16A34A"/>
                 <w:sz w:val="16"/>
               </w:rPr>
-              <w:t>—</w:t>
+              <w:t>s00q04, s01q41, s02q14, s01q00b</w:t>
             </w:r>
           </w:p>
         </w:tc>
@@ -8014,7 +8014,7 @@
                 <w:color w:val="16A34A"/>
                 <w:sz w:val="16"/>
               </w:rPr>
-              <w:t>—</w:t>
+              <w:t>s00q04, s01q41, s02q14, s01q00b</w:t>
             </w:r>
           </w:p>
         </w:tc>
@@ -8194,7 +8194,7 @@
                 <w:color w:val="16A34A"/>
                 <w:sz w:val="16"/>
               </w:rPr>
-              <w:t>—</w:t>
+              <w:t>s00q04, s01q41, s02q14, s01q00b</w:t>
             </w:r>
           </w:p>
         </w:tc>
@@ -8374,7 +8374,7 @@
                 <w:color w:val="16A34A"/>
                 <w:sz w:val="16"/>
               </w:rPr>
-              <w:t>—</w:t>
+              <w:t>s01q25, s01q29, s01q30, s04q46, s01q00b</w:t>
             </w:r>
           </w:p>
         </w:tc>
@@ -8464,7 +8464,7 @@
                 <w:color w:val="16A34A"/>
                 <w:sz w:val="16"/>
               </w:rPr>
-              <w:t>—</w:t>
+              <w:t>s00q07a, s00q08, s00q10, s00q13_0, s00q15_0, s00q17_0, s00q23a, s00q23b</w:t>
             </w:r>
           </w:p>
         </w:tc>
@@ -8554,7 +8554,7 @@
                 <w:color w:val="16A34A"/>
                 <w:sz w:val="16"/>
               </w:rPr>
-              <w:t>—</w:t>
+              <w:t>s01q25, s01q29, s01q30, s04q46, s01q00b</w:t>
             </w:r>
           </w:p>
         </w:tc>
@@ -8644,7 +8644,7 @@
                 <w:color w:val="16A34A"/>
                 <w:sz w:val="16"/>
               </w:rPr>
-              <w:t>—</w:t>
+              <w:t>s00q07a, s00q08, s00q10, s00q13_0, s00q15_0, s00q17_0, s00q23a, s00q23b</w:t>
             </w:r>
           </w:p>
         </w:tc>
@@ -8734,7 +8734,7 @@
                 <w:color w:val="16A34A"/>
                 <w:sz w:val="16"/>
               </w:rPr>
-              <w:t>—</w:t>
+              <w:t>s01q25, s01q29, s01q30, s04q46, s01q00b</w:t>
             </w:r>
           </w:p>
         </w:tc>
@@ -8824,7 +8824,7 @@
                 <w:color w:val="16A34A"/>
                 <w:sz w:val="16"/>
               </w:rPr>
-              <w:t>—</w:t>
+              <w:t>s00q07a, s00q08, s00q10, s00q13_0, s00q15_0, s00q17_0, s00q23a, s00q23b</w:t>
             </w:r>
           </w:p>
         </w:tc>
@@ -8914,7 +8914,7 @@
                 <w:color w:val="16A34A"/>
                 <w:sz w:val="16"/>
               </w:rPr>
-              <w:t>—</w:t>
+              <w:t>s01q25, s01q29, s01q30, s04q46, s01q00b</w:t>
             </w:r>
           </w:p>
         </w:tc>
@@ -9004,7 +9004,7 @@
                 <w:color w:val="16A34A"/>
                 <w:sz w:val="16"/>
               </w:rPr>
-              <w:t>—</w:t>
+              <w:t>s00q07a, s00q08, s00q10, s00q13_0, s00q15_0, s00q17_0, s00q23a, s00q23b</w:t>
             </w:r>
           </w:p>
         </w:tc>
@@ -9094,7 +9094,7 @@
                 <w:color w:val="16A34A"/>
                 <w:sz w:val="16"/>
               </w:rPr>
-              <w:t>—</w:t>
+              <w:t>s01q25, s01q29, s01q30, s04q46, s01q00b</w:t>
             </w:r>
           </w:p>
         </w:tc>
@@ -9184,7 +9184,7 @@
                 <w:color w:val="16A34A"/>
                 <w:sz w:val="16"/>
               </w:rPr>
-              <w:t>—</w:t>
+              <w:t>s00q07a, s00q08, s00q10, s00q13_0, s00q15_0, s00q17_0, s00q23a, s00q23b</w:t>
             </w:r>
           </w:p>
         </w:tc>
@@ -9274,7 +9274,7 @@
                 <w:color w:val="16A34A"/>
                 <w:sz w:val="16"/>
               </w:rPr>
-              <w:t>—</w:t>
+              <w:t>s01q25, s01q29, s01q30, s04q46, s01q00b</w:t>
             </w:r>
           </w:p>
         </w:tc>
@@ -9364,7 +9364,7 @@
                 <w:color w:val="16A34A"/>
                 <w:sz w:val="16"/>
               </w:rPr>
-              <w:t>—</w:t>
+              <w:t>s00q07a, s00q08, s00q10, s00q13_0, s00q15_0, s00q17_0, s00q23a, s00q23b</w:t>
             </w:r>
           </w:p>
         </w:tc>
@@ -9454,7 +9454,7 @@
                 <w:color w:val="16A34A"/>
                 <w:sz w:val="16"/>
               </w:rPr>
-              <w:t>—</w:t>
+              <w:t>s01q25, s01q29, s01q30, s04q46, s01q00b</w:t>
             </w:r>
           </w:p>
         </w:tc>
@@ -9544,7 +9544,7 @@
                 <w:color w:val="16A34A"/>
                 <w:sz w:val="16"/>
               </w:rPr>
-              <w:t>—</w:t>
+              <w:t>s00q07a, s00q08, s00q10, s00q13_0, s00q15_0, s00q17_0, s00q23a, s00q23b</w:t>
             </w:r>
           </w:p>
         </w:tc>
@@ -9634,7 +9634,7 @@
                 <w:color w:val="16A34A"/>
                 <w:sz w:val="16"/>
               </w:rPr>
-              <w:t>—</w:t>
+              <w:t>s01q25, s01q29, s01q30, s04q46, s01q00b</w:t>
             </w:r>
           </w:p>
         </w:tc>
@@ -9724,7 +9724,7 @@
                 <w:color w:val="16A34A"/>
                 <w:sz w:val="16"/>
               </w:rPr>
-              <w:t>—</w:t>
+              <w:t>s00q07a, s00q08, s00q10, s00q13_0, s00q15_0, s00q17_0, s00q23a, s00q23b</w:t>
             </w:r>
           </w:p>
         </w:tc>
@@ -9814,7 +9814,7 @@
                 <w:color w:val="16A34A"/>
                 <w:sz w:val="16"/>
               </w:rPr>
-              <w:t>—</w:t>
+              <w:t>s01q25, s01q29, s01q30, s04q46, s01q00b</w:t>
             </w:r>
           </w:p>
         </w:tc>
@@ -9904,7 +9904,7 @@
                 <w:color w:val="16A34A"/>
                 <w:sz w:val="16"/>
               </w:rPr>
-              <w:t>—</w:t>
+              <w:t>s00q07a, s00q08, s00q10, s00q13_0, s00q15_0, s00q17_0, s00q23a, s00q23b</w:t>
             </w:r>
           </w:p>
         </w:tc>
@@ -9994,7 +9994,7 @@
                 <w:color w:val="16A34A"/>
                 <w:sz w:val="16"/>
               </w:rPr>
-              <w:t>—</w:t>
+              <w:t>s01q25, s01q29, s01q30, s04q46, s01q00b</w:t>
             </w:r>
           </w:p>
         </w:tc>
@@ -10084,7 +10084,7 @@
                 <w:color w:val="16A34A"/>
                 <w:sz w:val="16"/>
               </w:rPr>
-              <w:t>—</w:t>
+              <w:t>s00q07a, s00q08, s00q10, s00q13_0, s00q15_0, s00q17_0, s00q23a, s00q23b</w:t>
             </w:r>
           </w:p>
         </w:tc>
@@ -10174,7 +10174,7 @@
                 <w:color w:val="16A34A"/>
                 <w:sz w:val="16"/>
               </w:rPr>
-              <w:t>—</w:t>
+              <w:t>s01q25, s01q29, s01q30, s04q46, s01q00b</w:t>
             </w:r>
           </w:p>
         </w:tc>
@@ -10264,7 +10264,7 @@
                 <w:color w:val="16A34A"/>
                 <w:sz w:val="16"/>
               </w:rPr>
-              <w:t>—</w:t>
+              <w:t>s00q07a, s00q08, s00q10, s00q13_0, s00q15_0, s00q17_0, s00q23a, s00q23b</w:t>
             </w:r>
           </w:p>
         </w:tc>
@@ -10354,7 +10354,7 @@
                 <w:color w:val="16A34A"/>
                 <w:sz w:val="16"/>
               </w:rPr>
-              <w:t>—</w:t>
+              <w:t>s01q25, s01q29, s01q30, s04q46, s01q00b</w:t>
             </w:r>
           </w:p>
         </w:tc>
@@ -10444,7 +10444,7 @@
                 <w:color w:val="16A34A"/>
                 <w:sz w:val="16"/>
               </w:rPr>
-              <w:t>—</w:t>
+              <w:t>s00q07a, s00q08, s00q10, s00q13_0, s00q15_0, s00q17_0, s00q23a, s00q23b</w:t>
             </w:r>
           </w:p>
         </w:tc>
@@ -10534,7 +10534,7 @@
                 <w:color w:val="16A34A"/>
                 <w:sz w:val="16"/>
               </w:rPr>
-              <w:t>—</w:t>
+              <w:t>s01q25, s01q29, s01q30, s04q46, s01q00b</w:t>
             </w:r>
           </w:p>
         </w:tc>
@@ -10624,7 +10624,7 @@
                 <w:color w:val="16A34A"/>
                 <w:sz w:val="16"/>
               </w:rPr>
-              <w:t>—</w:t>
+              <w:t>s00q07a, s00q08, s00q10, s00q13_0, s00q15_0, s00q17_0, s00q23a, s00q23b</w:t>
             </w:r>
           </w:p>
         </w:tc>
@@ -10714,7 +10714,7 @@
                 <w:color w:val="16A34A"/>
                 <w:sz w:val="16"/>
               </w:rPr>
-              <w:t>—</w:t>
+              <w:t>s01q25, s01q29, s01q30, s04q46, s01q00b</w:t>
             </w:r>
           </w:p>
         </w:tc>
@@ -10804,7 +10804,7 @@
                 <w:color w:val="16A34A"/>
                 <w:sz w:val="16"/>
               </w:rPr>
-              <w:t>—</w:t>
+              <w:t>s00q07a, s00q08, s00q10, s00q13_0, s00q15_0, s00q17_0, s00q23a, s00q23b</w:t>
             </w:r>
           </w:p>
         </w:tc>
@@ -10894,7 +10894,7 @@
                 <w:color w:val="16A34A"/>
                 <w:sz w:val="16"/>
               </w:rPr>
-              <w:t>—</w:t>
+              <w:t>s01q25, s01q29, s01q30, s04q46, s01q00b</w:t>
             </w:r>
           </w:p>
         </w:tc>
@@ -10984,7 +10984,7 @@
                 <w:color w:val="16A34A"/>
                 <w:sz w:val="16"/>
               </w:rPr>
-              <w:t>—</w:t>
+              <w:t>s00q07a, s00q08, s00q10, s00q13_0, s00q15_0, s00q17_0, s00q23a, s00q23b</w:t>
             </w:r>
           </w:p>
         </w:tc>
@@ -11074,7 +11074,7 @@
                 <w:color w:val="16A34A"/>
                 <w:sz w:val="16"/>
               </w:rPr>
-              <w:t>—</w:t>
+              <w:t>s01q25, s01q29, s01q30, s04q46, s01q00b</w:t>
             </w:r>
           </w:p>
         </w:tc>
@@ -11164,7 +11164,7 @@
                 <w:color w:val="16A34A"/>
                 <w:sz w:val="16"/>
               </w:rPr>
-              <w:t>—</w:t>
+              <w:t>s00q07a, s00q08, s00q10, s00q13_0, s00q15_0, s00q17_0, s00q23a, s00q23b</w:t>
             </w:r>
           </w:p>
         </w:tc>
@@ -11254,7 +11254,7 @@
                 <w:color w:val="16A34A"/>
                 <w:sz w:val="16"/>
               </w:rPr>
-              <w:t>—</w:t>
+              <w:t>s01q25, s01q29, s01q30, s04q46, s01q00b</w:t>
             </w:r>
           </w:p>
         </w:tc>
@@ -11344,7 +11344,7 @@
                 <w:color w:val="16A34A"/>
                 <w:sz w:val="16"/>
               </w:rPr>
-              <w:t>—</w:t>
+              <w:t>s00q07a, s00q08, s00q10, s00q13_0, s00q15_0, s00q17_0, s00q23a, s00q23b</w:t>
             </w:r>
           </w:p>
         </w:tc>
@@ -11434,7 +11434,7 @@
                 <w:color w:val="16A34A"/>
                 <w:sz w:val="16"/>
               </w:rPr>
-              <w:t>—</w:t>
+              <w:t>s01q25, s01q29, s01q30, s04q46, s01q00b</w:t>
             </w:r>
           </w:p>
         </w:tc>
@@ -11524,7 +11524,7 @@
                 <w:color w:val="16A34A"/>
                 <w:sz w:val="16"/>
               </w:rPr>
-              <w:t>—</w:t>
+              <w:t>s00q07a, s00q08, s00q10, s00q13_0, s00q15_0, s00q17_0, s00q23a, s00q23b</w:t>
             </w:r>
           </w:p>
         </w:tc>
@@ -11614,7 +11614,7 @@
                 <w:color w:val="16A34A"/>
                 <w:sz w:val="16"/>
               </w:rPr>
-              <w:t>—</w:t>
+              <w:t>s01q25, s01q29, s01q30, s04q46, s01q00b</w:t>
             </w:r>
           </w:p>
         </w:tc>
@@ -11704,7 +11704,7 @@
                 <w:color w:val="16A34A"/>
                 <w:sz w:val="16"/>
               </w:rPr>
-              <w:t>—</w:t>
+              <w:t>s00q07a, s00q08, s00q10, s00q13_0, s00q15_0, s00q17_0, s00q23a, s00q23b</w:t>
             </w:r>
           </w:p>
         </w:tc>
@@ -11794,7 +11794,7 @@
                 <w:color w:val="16A34A"/>
                 <w:sz w:val="16"/>
               </w:rPr>
-              <w:t>—</w:t>
+              <w:t>s02q10, s06q13, s06q14, s06q15a, s07bq01, s07bq03b, s07bq03b1, s07bq03c1</w:t>
             </w:r>
           </w:p>
         </w:tc>
@@ -11884,7 +11884,7 @@
                 <w:color w:val="16A34A"/>
                 <w:sz w:val="16"/>
               </w:rPr>
-              <w:t>—</w:t>
+              <w:t>s01q25, s01q29, s01q30, s04q46, s01q00b</w:t>
             </w:r>
           </w:p>
         </w:tc>
@@ -11974,7 +11974,7 @@
                 <w:color w:val="16A34A"/>
                 <w:sz w:val="16"/>
               </w:rPr>
-              <w:t>—</w:t>
+              <w:t>s00q07a, s00q08, s00q10, s00q13_0, s00q15_0, s00q17_0, s00q23a, s00q23b</w:t>
             </w:r>
           </w:p>
         </w:tc>
@@ -12064,7 +12064,7 @@
                 <w:color w:val="16A34A"/>
                 <w:sz w:val="16"/>
               </w:rPr>
-              <w:t>—</w:t>
+              <w:t>s01q25, s01q29, s01q30, s04q46, s01q00b</w:t>
             </w:r>
           </w:p>
         </w:tc>
@@ -12154,7 +12154,7 @@
                 <w:color w:val="16A34A"/>
                 <w:sz w:val="16"/>
               </w:rPr>
-              <w:t>—</w:t>
+              <w:t>s00q07a, s00q08, s00q10, s00q13_0, s00q15_0, s00q17_0, s00q23a, s00q23b</w:t>
             </w:r>
           </w:p>
         </w:tc>
@@ -12244,7 +12244,7 @@
                 <w:color w:val="16A34A"/>
                 <w:sz w:val="16"/>
               </w:rPr>
-              <w:t>—</w:t>
+              <w:t>s01q25, s01q29, s01q30, s04q46, s01q00b</w:t>
             </w:r>
           </w:p>
         </w:tc>
@@ -12334,7 +12334,7 @@
                 <w:color w:val="16A34A"/>
                 <w:sz w:val="16"/>
               </w:rPr>
-              <w:t>—</w:t>
+              <w:t>s00q07a, s00q08, s00q10, s00q13_0, s00q15_0, s00q17_0, s00q23a, s00q23b</w:t>
             </w:r>
           </w:p>
         </w:tc>
@@ -12424,7 +12424,7 @@
                 <w:color w:val="16A34A"/>
                 <w:sz w:val="16"/>
               </w:rPr>
-              <w:t>—</w:t>
+              <w:t>s01q25, s01q29, s01q30, s04q46, s01q00b</w:t>
             </w:r>
           </w:p>
         </w:tc>
@@ -12514,7 +12514,7 @@
                 <w:color w:val="16A34A"/>
                 <w:sz w:val="16"/>
               </w:rPr>
-              <w:t>—</w:t>
+              <w:t>s00q07a, s00q08, s00q10, s00q13_0, s00q15_0, s00q17_0, s00q23a, s00q23b</w:t>
             </w:r>
           </w:p>
         </w:tc>
@@ -12604,7 +12604,7 @@
                 <w:color w:val="16A34A"/>
                 <w:sz w:val="16"/>
               </w:rPr>
-              <w:t>—</w:t>
+              <w:t>s01q25, s01q29, s01q30, s04q46, s01q00b</w:t>
             </w:r>
           </w:p>
         </w:tc>
@@ -14854,7 +14854,7 @@
                 <w:color w:val="16A34A"/>
                 <w:sz w:val="16"/>
               </w:rPr>
-              <w:t>—</w:t>
+              <w:t>s01q25, s01q29, s01q30, s04q46, s01q00b</w:t>
             </w:r>
           </w:p>
         </w:tc>
@@ -16024,7 +16024,7 @@
                 <w:color w:val="16A34A"/>
                 <w:sz w:val="16"/>
               </w:rPr>
-              <w:t>—</w:t>
+              <w:t>s01q25, s01q29, s01q30, s04q46, s01q00b</w:t>
             </w:r>
           </w:p>
         </w:tc>
@@ -16114,7 +16114,7 @@
                 <w:color w:val="16A34A"/>
                 <w:sz w:val="16"/>
               </w:rPr>
-              <w:t>—</w:t>
+              <w:t>s00q07a, s00q08, s00q10, s00q13_0, s00q15_0, s00q17_0, s00q23a, s00q23b</w:t>
             </w:r>
           </w:p>
         </w:tc>
@@ -16294,7 +16294,7 @@
                 <w:color w:val="16A34A"/>
                 <w:sz w:val="16"/>
               </w:rPr>
-              <w:t>—</w:t>
+              <w:t>s02q02__1, s02q15, s02q17, s03q16, s04q27, s04q43, s04q63, s05q11</w:t>
             </w:r>
           </w:p>
         </w:tc>
@@ -16384,7 +16384,7 @@
                 <w:color w:val="16A34A"/>
                 <w:sz w:val="16"/>
               </w:rPr>
-              <w:t>—</w:t>
+              <w:t>s01q23, s01q00b, s01q23_autre</w:t>
             </w:r>
           </w:p>
         </w:tc>
@@ -16744,7 +16744,7 @@
                 <w:color w:val="16A34A"/>
                 <w:sz w:val="16"/>
               </w:rPr>
-              <w:t>—</w:t>
+              <w:t>s01q25, s01q29, s01q30, s04q46, s01q00b</w:t>
             </w:r>
           </w:p>
         </w:tc>
@@ -16924,7 +16924,7 @@
                 <w:color w:val="16A34A"/>
                 <w:sz w:val="16"/>
               </w:rPr>
-              <w:t>—</w:t>
+              <w:t>s00q12a, s00q12b, s01q39, s01q42__2, s01q43, s02q04, s02q15, s03q50</w:t>
             </w:r>
           </w:p>
         </w:tc>
@@ -17014,7 +17014,7 @@
                 <w:color w:val="16A34A"/>
                 <w:sz w:val="16"/>
               </w:rPr>
-              <w:t>—</w:t>
+              <w:t>s02q15, s02q20, s02q21, s04q21, s00q04, s04q35b, s04q46, s04q68</w:t>
             </w:r>
           </w:p>
         </w:tc>
@@ -17104,7 +17104,7 @@
                 <w:color w:val="16A34A"/>
                 <w:sz w:val="16"/>
               </w:rPr>
-              <w:t>—</w:t>
+              <w:t>s01q23, s01q00b, s01q23_autre</w:t>
             </w:r>
           </w:p>
         </w:tc>
@@ -17194,7 +17194,7 @@
                 <w:color w:val="16A34A"/>
                 <w:sz w:val="16"/>
               </w:rPr>
-              <w:t>—</w:t>
+              <w:t>s00q10, s01q35, s01q36, s01q37, s02q04, s02q15, s03q31, s04q22</w:t>
             </w:r>
           </w:p>
         </w:tc>
@@ -17284,7 +17284,7 @@
                 <w:color w:val="16A34A"/>
                 <w:sz w:val="16"/>
               </w:rPr>
-              <w:t>—</w:t>
+              <w:t>s01q22, s02q08, s02q15, s06cq02e, s07bq01, s07bq07b, s11q19, s16aq40</w:t>
             </w:r>
           </w:p>
         </w:tc>
@@ -17374,7 +17374,7 @@
                 <w:color w:val="16A34A"/>
                 <w:sz w:val="16"/>
               </w:rPr>
-              <w:t>—</w:t>
+              <w:t>s01q32, s01q36, s04q22</w:t>
             </w:r>
           </w:p>
         </w:tc>
@@ -17464,7 +17464,7 @@
                 <w:color w:val="16A34A"/>
                 <w:sz w:val="16"/>
               </w:rPr>
-              <w:t>—</w:t>
+              <w:t>s00q12a, s12q04, s02q31, s03q05, s03q08, s03q16, s06q23, s07bq01</w:t>
             </w:r>
           </w:p>
         </w:tc>
@@ -17554,7 +17554,7 @@
                 <w:color w:val="16A34A"/>
                 <w:sz w:val="16"/>
               </w:rPr>
-              <w:t>—</w:t>
+              <w:t>s00q07a, s00q08, s00q10, s00q13_0, s00q15_0, s00q17_0, s00q23a, s00q23b</w:t>
             </w:r>
           </w:p>
         </w:tc>
@@ -17644,7 +17644,7 @@
                 <w:color w:val="16A34A"/>
                 <w:sz w:val="16"/>
               </w:rPr>
-              <w:t>—</w:t>
+              <w:t>s00q07a, s00q08, s00q10, s00q13_0, s00q15_0, s00q17_0, s00q23a, s00q23b</w:t>
             </w:r>
           </w:p>
         </w:tc>
@@ -17734,7 +17734,7 @@
                 <w:color w:val="16A34A"/>
                 <w:sz w:val="16"/>
               </w:rPr>
-              <w:t>—</w:t>
+              <w:t>s00q28, s01q28, s01q29, s01q30, s02q01__1, s02q02__1, s03q19, s04q32</w:t>
             </w:r>
           </w:p>
         </w:tc>
@@ -17824,7 +17824,7 @@
                 <w:color w:val="16A34A"/>
                 <w:sz w:val="16"/>
               </w:rPr>
-              <w:t>—</w:t>
+              <w:t>s00q08, s01q28, s01q29, s01q30, s02q01__2, s02q02__2, s03q20, s04q22</w:t>
             </w:r>
           </w:p>
         </w:tc>
@@ -17914,7 +17914,7 @@
                 <w:color w:val="16A34A"/>
                 <w:sz w:val="16"/>
               </w:rPr>
-              <w:t>—</w:t>
+              <w:t>s02q02__1, s02q15, s02q17, s03q16, s04q27, s04q43, s04q63, s05q11</w:t>
             </w:r>
           </w:p>
         </w:tc>
@@ -18094,7 +18094,7 @@
                 <w:color w:val="16A34A"/>
                 <w:sz w:val="16"/>
               </w:rPr>
-              <w:t>—</w:t>
+              <w:t>s00q07a, s00q08, s00q10, s00q13_0, s00q15_0, s00q17_0, s00q23a, s00q23b</w:t>
             </w:r>
           </w:p>
         </w:tc>
@@ -18184,7 +18184,7 @@
                 <w:color w:val="16A34A"/>
                 <w:sz w:val="16"/>
               </w:rPr>
-              <w:t>—</w:t>
+              <w:t>s00q28, s01q28, s01q29, s01q30, s02q01__1, s02q02__1, s03q19, s04q32</w:t>
             </w:r>
           </w:p>
         </w:tc>
@@ -18274,7 +18274,7 @@
                 <w:color w:val="16A34A"/>
                 <w:sz w:val="16"/>
               </w:rPr>
-              <w:t>—</w:t>
+              <w:t>s02q02__1, s02q15, s02q17, s03q16, s04q27, s04q43, s04q63, s05q11</w:t>
             </w:r>
           </w:p>
         </w:tc>
@@ -18364,7 +18364,7 @@
                 <w:color w:val="16A34A"/>
                 <w:sz w:val="16"/>
               </w:rPr>
-              <w:t>—</w:t>
+              <w:t>s00q07a, s00q08, s00q10, s00q13_0, s00q15_0, s00q17_0, s00q23a, s00q23b</w:t>
             </w:r>
           </w:p>
         </w:tc>
@@ -18454,7 +18454,7 @@
                 <w:color w:val="16A34A"/>
                 <w:sz w:val="16"/>
               </w:rPr>
-              <w:t>—</w:t>
+              <w:t>s00q28, s01q28, s01q29, s01q30, s02q01__1, s02q02__1, s03q19, s04q32</w:t>
             </w:r>
           </w:p>
         </w:tc>
@@ -18544,7 +18544,7 @@
                 <w:color w:val="16A34A"/>
                 <w:sz w:val="16"/>
               </w:rPr>
-              <w:t>—</w:t>
+              <w:t>s02q02__1, s02q15, s02q17, s03q16, s04q27, s04q43, s04q63, s05q11</w:t>
             </w:r>
           </w:p>
         </w:tc>
@@ -18814,7 +18814,7 @@
                 <w:color w:val="16A34A"/>
                 <w:sz w:val="16"/>
               </w:rPr>
-              <w:t>—</w:t>
+              <w:t>s00q28, s01q28, s01q29, s01q30, s02q01__1, s02q02__1, s03q19, s04q32</w:t>
             </w:r>
           </w:p>
         </w:tc>
@@ -18994,7 +18994,7 @@
                 <w:color w:val="16A34A"/>
                 <w:sz w:val="16"/>
               </w:rPr>
-              <w:t>—</w:t>
+              <w:t>s00q27, s01q03a, s01q03b, s01q03c, s02q04, s03q14, s04q15, s04q16</w:t>
             </w:r>
           </w:p>
         </w:tc>
@@ -19084,7 +19084,7 @@
                 <w:color w:val="16A34A"/>
                 <w:sz w:val="16"/>
               </w:rPr>
-              <w:t>—</w:t>
+              <w:t>s00q27, s01q03a, s01q03b, s01q03c, s02q04, s03q14, s04q15, s04q16</w:t>
             </w:r>
           </w:p>
         </w:tc>
@@ -19174,7 +19174,7 @@
                 <w:color w:val="16A34A"/>
                 <w:sz w:val="16"/>
               </w:rPr>
-              <w:t>—</w:t>
+              <w:t>s00q27, s01q03a, s01q03b, s01q03c, s02q04, s03q14, s04q15, s04q16</w:t>
             </w:r>
           </w:p>
         </w:tc>
@@ -19264,7 +19264,7 @@
                 <w:color w:val="16A34A"/>
                 <w:sz w:val="16"/>
               </w:rPr>
-              <w:t>—</w:t>
+              <w:t>s00q27, s01q03a, s01q03b, s01q03c, s02q04, s03q14, s04q15, s04q16</w:t>
             </w:r>
           </w:p>
         </w:tc>
@@ -19354,7 +19354,7 @@
                 <w:color w:val="16A34A"/>
                 <w:sz w:val="16"/>
               </w:rPr>
-              <w:t>—</w:t>
+              <w:t>s01q02, s01q12, s01q13, s02q03__2, s03q01, s04q35a, s04q35b, s04q35c</w:t>
             </w:r>
           </w:p>
         </w:tc>
@@ -19444,7 +19444,7 @@
                 <w:color w:val="16A34A"/>
                 <w:sz w:val="16"/>
               </w:rPr>
-              <w:t>—</w:t>
+              <w:t>s01q02, s01q12, s01q13, s02q03__2, s03q01, s04q35a, s04q35b, s04q35c</w:t>
             </w:r>
           </w:p>
         </w:tc>
@@ -19534,7 +19534,7 @@
                 <w:color w:val="16A34A"/>
                 <w:sz w:val="16"/>
               </w:rPr>
-              <w:t>—</w:t>
+              <w:t>s01q02, s01q12, s01q13, s02q03__2, s03q01, s04q35a, s04q35b, s04q35c</w:t>
             </w:r>
           </w:p>
         </w:tc>
@@ -19624,7 +19624,7 @@
                 <w:color w:val="16A34A"/>
                 <w:sz w:val="16"/>
               </w:rPr>
-              <w:t>—</w:t>
+              <w:t>s01q02, s01q12, s01q13, s02q03__2, s03q01, s04q35a, s04q35b, s04q35c</w:t>
             </w:r>
           </w:p>
         </w:tc>
@@ -19714,7 +19714,7 @@
                 <w:color w:val="16A34A"/>
                 <w:sz w:val="16"/>
               </w:rPr>
-              <w:t>—</w:t>
+              <w:t>s00q04, s03q24, s04q19, s04q51, s04q51_unite, s04q39, s04q43, s04q44</w:t>
             </w:r>
           </w:p>
         </w:tc>
@@ -19804,7 +19804,7 @@
                 <w:color w:val="16A34A"/>
                 <w:sz w:val="16"/>
               </w:rPr>
-              <w:t>—</w:t>
+              <w:t>s00q08, s01q35, s01q36, s01q37, s02q01__3, s02q02__3, s03q21, s04q22</w:t>
             </w:r>
           </w:p>
         </w:tc>
@@ -19894,7 +19894,7 @@
                 <w:color w:val="16A34A"/>
                 <w:sz w:val="16"/>
               </w:rPr>
-              <w:t>—</w:t>
+              <w:t>s01q41a, s02q20, s02q22, s03q07, s03q02, s04q19, s05q01, s04q49</w:t>
             </w:r>
           </w:p>
         </w:tc>
@@ -19984,7 +19984,7 @@
                 <w:color w:val="16A34A"/>
                 <w:sz w:val="16"/>
               </w:rPr>
-              <w:t>—</w:t>
+              <w:t>s00q27, s01q00a, s01q12, s01q13, s02q04, s03q11, s03q12, s01q01</w:t>
             </w:r>
           </w:p>
         </w:tc>
@@ -20074,7 +20074,7 @@
                 <w:color w:val="16A34A"/>
                 <w:sz w:val="16"/>
               </w:rPr>
-              <w:t>—</w:t>
+              <w:t>s00q27, s01q00a, s01q12, s01q13, s02q04, s03q11, s03q12, s01q01</w:t>
             </w:r>
           </w:p>
         </w:tc>
@@ -20344,7 +20344,7 @@
                 <w:color w:val="16A34A"/>
                 <w:sz w:val="16"/>
               </w:rPr>
-              <w:t>—</w:t>
+              <w:t>s00q11, s01q03b, s01q04b, s02q01__1, s02q02__1, s02q03__1, s02q04, s02q15</w:t>
             </w:r>
           </w:p>
         </w:tc>
@@ -20434,7 +20434,7 @@
                 <w:color w:val="16A34A"/>
                 <w:sz w:val="16"/>
               </w:rPr>
-              <w:t>—</w:t>
+              <w:t>s01q28, s01q29, s01q30, s02q01__1, s02q02__1, s02q03__1, s02q15, s03q18</w:t>
             </w:r>
           </w:p>
         </w:tc>
@@ -20524,7 +20524,7 @@
                 <w:color w:val="16A34A"/>
                 <w:sz w:val="16"/>
               </w:rPr>
-              <w:t>—</w:t>
+              <w:t>s01q28, s01q29, s01q30, s02q01__1, s02q02__1, s02q03__1, s02q15, s03q18</w:t>
             </w:r>
           </w:p>
         </w:tc>
